--- a/e61 Projects/Fiscal sustainability/OECD comparison/projections/2026 projections/documentation/bottom_up_baseline_vs_data_enhanced.docx
+++ b/e61 Projects/Fiscal sustainability/OECD comparison/projections/2026 projections/documentation/bottom_up_baseline_vs_data_enhanced.docx
@@ -23,7 +23,7 @@
         <w:pStyle w:val="Normal"/>
       </w:pPr>
       <w:r>
-        <w:t xml:space="preserve">Prepared 23 August 2026</w:t>
+        <w:t xml:space="preserve">Prepared 25 August 2026</w:t>
       </w:r>
     </w:p>
     <w:p>
